--- a/EXPORTS/DOCX/published/niveau3/Dutch/HoofdcursusKampen.docx
+++ b/EXPORTS/DOCX/published/niveau3/Dutch/HoofdcursusKampen.docx
@@ -573,7 +573,7 @@
           <w:sz w:val="24"/>
           <w:u w:val="single"/>
         </w:rPr>
-        <w:hyperlink r:id="rId10" w:history="1">
+        <w:hyperlink r:id="rId9" w:history="1">
           <w:r>
             <w:rPr>
               <w:rStyle w:val="Hyperlink"/>
@@ -591,102 +591,12 @@
           <w:sz w:val="24"/>
           <w:u w:val="single"/>
         </w:rPr>
-        <w:hyperlink r:id="rId10" w:history="1">
+        <w:hyperlink r:id="rId9" w:history="1">
           <w:r>
             <w:rPr>
               <w:rStyle w:val="Hyperlink"/>
             </w:rPr>
             <w:t>n</w:t>
-          </w:r>
-        </w:hyperlink>
-      </w:r>
-      <w:r>
-        <w:rPr>
-          <w:u w:val="single" w:color="0000ff"/>
-          <w:rFonts w:ascii="Charis SIL Regular" w:hAnsi="Charis SIL Regular" w:eastAsia="Charis SIL Regular"/>
-          <w:b w:val="0"/>
-          <w:i w:val="0"/>
-          <w:color w:val="000000"/>
-          <w:sz w:val="24"/>
-        </w:rPr>
-        <w:hyperlink r:id="rId9" w:history="1">
-          <w:r>
-            <w:rPr>
-              <w:rStyle w:val="Hyperlink"/>
-            </w:rPr>
-            <w:t xml:space="preserve"> het volledi</w:t>
-          </w:r>
-        </w:hyperlink>
-      </w:r>
-      <w:r>
-        <w:rPr>
-          <w:u w:val="single" w:color="0000ff"/>
-          <w:rFonts w:ascii="Charis SIL Regular" w:hAnsi="Charis SIL Regular" w:eastAsia="Charis SIL Regular"/>
-          <w:b w:val="0"/>
-          <w:i w:val="0"/>
-          <w:color w:val="000000"/>
-          <w:sz w:val="24"/>
-        </w:rPr>
-        <w:hyperlink r:id="rId9" w:history="1">
-          <w:r>
-            <w:rPr>
-              <w:rStyle w:val="Hyperlink"/>
-            </w:rPr>
-            <w:t>g</w:t>
-          </w:r>
-        </w:hyperlink>
-      </w:r>
-      <w:r>
-        <w:rPr>
-          <w:u w:val="single" w:color="0000ff"/>
-          <w:rFonts w:ascii="Charis SIL Regular" w:hAnsi="Charis SIL Regular" w:eastAsia="Charis SIL Regular"/>
-          <w:b w:val="0"/>
-          <w:i w:val="0"/>
-          <w:color w:val="000000"/>
-          <w:sz w:val="24"/>
-        </w:rPr>
-        <w:hyperlink r:id="rId9" w:history="1">
-          <w:r>
-            <w:rPr>
-              <w:rStyle w:val="Hyperlink"/>
-            </w:rPr>
-            <w:t>e rappor</w:t>
-          </w:r>
-        </w:hyperlink>
-      </w:r>
-      <w:r>
-        <w:rPr>
-          <w:u w:val="single" w:color="0000ff"/>
-          <w:rFonts w:ascii="Charis SIL Regular" w:hAnsi="Charis SIL Regular" w:eastAsia="Charis SIL Regular"/>
-          <w:b w:val="0"/>
-          <w:i w:val="0"/>
-          <w:color w:val="000000"/>
-          <w:sz w:val="24"/>
-        </w:rPr>
-        <w:hyperlink r:id="rId9" w:history="1">
-          <w:r>
-            <w:rPr>
-              <w:rStyle w:val="Hyperlink"/>
-            </w:rPr>
-            <w:t>t</w:t>
-          </w:r>
-        </w:hyperlink>
-      </w:r>
-      <w:r>
-        <w:rPr>
-          <w:u w:val="single" w:color="0000ff"/>
-          <w:rFonts w:ascii="Charis SIL Regular" w:hAnsi="Charis SIL Regular" w:eastAsia="Charis SIL Regular"/>
-          <w:b w:val="0"/>
-          <w:i w:val="0"/>
-          <w:color w:val="000000"/>
-          <w:sz w:val="24"/>
-        </w:rPr>
-        <w:hyperlink r:id="rId9" w:history="1">
-          <w:r>
-            <w:rPr>
-              <w:rStyle w:val="Hyperlink"/>
-            </w:rPr>
-            <w:t xml:space="preserve">). </w:t>
           </w:r>
         </w:hyperlink>
       </w:r>
@@ -698,7 +608,7 @@
           <w:color w:val="000000"/>
           <w:sz w:val="24"/>
         </w:rPr>
-        <w:t>O</w:t>
+        <w:t xml:space="preserve"> het volledige rapport). O</w:t>
       </w:r>
       <w:r>
         <w:rPr>
@@ -2158,7 +2068,7 @@
           <w:sz w:val="24"/>
           <w:u w:val="single"/>
         </w:rPr>
-        <w:hyperlink r:id="rId16" w:history="1">
+        <w:hyperlink r:id="rId15" w:history="1">
           <w:r>
             <w:rPr>
               <w:rStyle w:val="Hyperlink"/>
@@ -2175,7 +2085,14 @@
           <w:color w:val="000000"/>
           <w:sz w:val="24"/>
         </w:rPr>
-        <w:t xml:space="preserve">, </w:t>
+        <w:hyperlink r:id="rId15" w:history="1">
+          <w:r>
+            <w:rPr>
+              <w:rStyle w:val="Hyperlink"/>
+            </w:rPr>
+            <w:t xml:space="preserve">, </w:t>
+          </w:r>
+        </w:hyperlink>
       </w:r>
       <w:r>
         <w:rPr>
@@ -2186,7 +2103,7 @@
           <w:sz w:val="24"/>
           <w:u w:val="single"/>
         </w:rPr>
-        <w:hyperlink r:id="rId17" w:history="1">
+        <w:hyperlink r:id="rId15" w:history="1">
           <w:r>
             <w:rPr>
               <w:rStyle w:val="Hyperlink"/>
@@ -2215,7 +2132,7 @@
           <w:sz w:val="24"/>
           <w:u w:val="single"/>
         </w:rPr>
-        <w:hyperlink r:id="rId17" w:history="1">
+        <w:hyperlink r:id="rId15" w:history="1">
           <w:r>
             <w:rPr>
               <w:rStyle w:val="Hyperlink"/>
@@ -2331,7 +2248,7 @@
           <w:sz w:val="24"/>
           <w:u w:val="single"/>
         </w:rPr>
-        <w:hyperlink r:id="rId18" w:history="1">
+        <w:hyperlink r:id="rId17" w:history="1">
           <w:r>
             <w:rPr>
               <w:rStyle w:val="Hyperlink"/>
@@ -2349,7 +2266,7 @@
           <w:sz w:val="24"/>
           <w:u w:val="single"/>
         </w:rPr>
-        <w:hyperlink r:id="rId18" w:history="1">
+        <w:hyperlink r:id="rId17" w:history="1">
           <w:r>
             <w:rPr>
               <w:rStyle w:val="Hyperlink"/>
@@ -2367,7 +2284,7 @@
           <w:sz w:val="24"/>
           <w:u w:val="single"/>
         </w:rPr>
-        <w:hyperlink r:id="rId18" w:history="1">
+        <w:hyperlink r:id="rId17" w:history="1">
           <w:r>
             <w:rPr>
               <w:rStyle w:val="Hyperlink"/>
@@ -2385,7 +2302,7 @@
           <w:sz w:val="24"/>
           <w:u w:val="single"/>
         </w:rPr>
-        <w:hyperlink r:id="rId18" w:history="1">
+        <w:hyperlink r:id="rId17" w:history="1">
           <w:r>
             <w:rPr>
               <w:rStyle w:val="Hyperlink"/>
@@ -2413,7 +2330,7 @@
           <w:sz w:val="24"/>
           <w:u w:val="single"/>
         </w:rPr>
-        <w:hyperlink r:id="rId19" w:history="1">
+        <w:hyperlink r:id="rId18" w:history="1">
           <w:r>
             <w:rPr>
               <w:rStyle w:val="Hyperlink"/>
@@ -2431,7 +2348,7 @@
           <w:sz w:val="24"/>
           <w:u w:val="single"/>
         </w:rPr>
-        <w:hyperlink r:id="rId19" w:history="1">
+        <w:hyperlink r:id="rId18" w:history="1">
           <w:r>
             <w:rPr>
               <w:rStyle w:val="Hyperlink"/>
@@ -2449,7 +2366,7 @@
           <w:sz w:val="24"/>
           <w:u w:val="single"/>
         </w:rPr>
-        <w:hyperlink r:id="rId19" w:history="1">
+        <w:hyperlink r:id="rId18" w:history="1">
           <w:r>
             <w:rPr>
               <w:rStyle w:val="Hyperlink"/>
@@ -2606,7 +2523,7 @@
           <w:sz w:val="24"/>
           <w:u w:val="single"/>
         </w:rPr>
-        <w:hyperlink r:id="rId20" w:history="1">
+        <w:hyperlink r:id="rId19" w:history="1">
           <w:r>
             <w:rPr>
               <w:rStyle w:val="Hyperlink"/>
@@ -2624,7 +2541,7 @@
           <w:sz w:val="24"/>
           <w:u w:val="single"/>
         </w:rPr>
-        <w:hyperlink r:id="rId20" w:history="1">
+        <w:hyperlink r:id="rId19" w:history="1">
           <w:r>
             <w:rPr>
               <w:rStyle w:val="Hyperlink"/>
@@ -2642,7 +2559,7 @@
           <w:sz w:val="24"/>
           <w:u w:val="single"/>
         </w:rPr>
-        <w:hyperlink r:id="rId20" w:history="1">
+        <w:hyperlink r:id="rId19" w:history="1">
           <w:r>
             <w:rPr>
               <w:rStyle w:val="Hyperlink"/>
@@ -2660,7 +2577,7 @@
           <w:sz w:val="24"/>
           <w:u w:val="single"/>
         </w:rPr>
-        <w:hyperlink r:id="rId20" w:history="1">
+        <w:hyperlink r:id="rId19" w:history="1">
           <w:r>
             <w:rPr>
               <w:rStyle w:val="Hyperlink"/>
@@ -2678,7 +2595,7 @@
           <w:sz w:val="24"/>
           <w:u w:val="single"/>
         </w:rPr>
-        <w:hyperlink r:id="rId20" w:history="1">
+        <w:hyperlink r:id="rId19" w:history="1">
           <w:r>
             <w:rPr>
               <w:rStyle w:val="Hyperlink"/>
@@ -2696,7 +2613,7 @@
           <w:sz w:val="24"/>
           <w:u w:val="single"/>
         </w:rPr>
-        <w:hyperlink r:id="rId20" w:history="1">
+        <w:hyperlink r:id="rId19" w:history="1">
           <w:r>
             <w:rPr>
               <w:rStyle w:val="Hyperlink"/>
@@ -2714,7 +2631,7 @@
           <w:sz w:val="24"/>
           <w:u w:val="single"/>
         </w:rPr>
-        <w:hyperlink r:id="rId20" w:history="1">
+        <w:hyperlink r:id="rId19" w:history="1">
           <w:r>
             <w:rPr>
               <w:rStyle w:val="Hyperlink"/>
@@ -2732,7 +2649,7 @@
           <w:sz w:val="24"/>
           <w:u w:val="single"/>
         </w:rPr>
-        <w:hyperlink r:id="rId20" w:history="1">
+        <w:hyperlink r:id="rId19" w:history="1">
           <w:r>
             <w:rPr>
               <w:rStyle w:val="Hyperlink"/>
@@ -2750,7 +2667,7 @@
           <w:sz w:val="24"/>
           <w:u w:val="single"/>
         </w:rPr>
-        <w:hyperlink r:id="rId20" w:history="1">
+        <w:hyperlink r:id="rId19" w:history="1">
           <w:r>
             <w:rPr>
               <w:rStyle w:val="Hyperlink"/>
@@ -2768,7 +2685,7 @@
           <w:sz w:val="24"/>
           <w:u w:val="single"/>
         </w:rPr>
-        <w:hyperlink r:id="rId20" w:history="1">
+        <w:hyperlink r:id="rId19" w:history="1">
           <w:r>
             <w:rPr>
               <w:rStyle w:val="Hyperlink"/>
@@ -2786,7 +2703,7 @@
           <w:sz w:val="24"/>
           <w:u w:val="single"/>
         </w:rPr>
-        <w:hyperlink r:id="rId20" w:history="1">
+        <w:hyperlink r:id="rId19" w:history="1">
           <w:r>
             <w:rPr>
               <w:rStyle w:val="Hyperlink"/>
@@ -2804,7 +2721,7 @@
           <w:sz w:val="24"/>
           <w:u w:val="single"/>
         </w:rPr>
-        <w:hyperlink r:id="rId20" w:history="1">
+        <w:hyperlink r:id="rId19" w:history="1">
           <w:r>
             <w:rPr>
               <w:rStyle w:val="Hyperlink"/>
@@ -2822,7 +2739,7 @@
           <w:sz w:val="24"/>
           <w:u w:val="single"/>
         </w:rPr>
-        <w:hyperlink r:id="rId20" w:history="1">
+        <w:hyperlink r:id="rId19" w:history="1">
           <w:r>
             <w:rPr>
               <w:rStyle w:val="Hyperlink"/>
@@ -2840,7 +2757,7 @@
           <w:sz w:val="24"/>
           <w:u w:val="single"/>
         </w:rPr>
-        <w:hyperlink r:id="rId20" w:history="1">
+        <w:hyperlink r:id="rId19" w:history="1">
           <w:r>
             <w:rPr>
               <w:rStyle w:val="Hyperlink"/>
@@ -2858,7 +2775,7 @@
           <w:sz w:val="24"/>
           <w:u w:val="single"/>
         </w:rPr>
-        <w:hyperlink r:id="rId20" w:history="1">
+        <w:hyperlink r:id="rId19" w:history="1">
           <w:r>
             <w:rPr>
               <w:rStyle w:val="Hyperlink"/>
@@ -3016,7 +2933,7 @@
           <w:sz w:val="24"/>
           <w:u w:val="single"/>
         </w:rPr>
-        <w:hyperlink r:id="rId21" w:history="1">
+        <w:hyperlink r:id="rId20" w:history="1">
           <w:r>
             <w:rPr>
               <w:rStyle w:val="Hyperlink"/>
@@ -3034,7 +2951,7 @@
           <w:sz w:val="24"/>
           <w:u w:val="single"/>
         </w:rPr>
-        <w:hyperlink r:id="rId21" w:history="1">
+        <w:hyperlink r:id="rId20" w:history="1">
           <w:r>
             <w:rPr>
               <w:rStyle w:val="Hyperlink"/>
@@ -3052,7 +2969,7 @@
           <w:sz w:val="24"/>
           <w:u w:val="single"/>
         </w:rPr>
-        <w:hyperlink r:id="rId21" w:history="1">
+        <w:hyperlink r:id="rId20" w:history="1">
           <w:r>
             <w:rPr>
               <w:rStyle w:val="Hyperlink"/>
@@ -3070,7 +2987,7 @@
           <w:sz w:val="24"/>
           <w:u w:val="single"/>
         </w:rPr>
-        <w:hyperlink r:id="rId21" w:history="1">
+        <w:hyperlink r:id="rId20" w:history="1">
           <w:r>
             <w:rPr>
               <w:rStyle w:val="Hyperlink"/>
@@ -3088,7 +3005,7 @@
           <w:sz w:val="24"/>
           <w:u w:val="single"/>
         </w:rPr>
-        <w:hyperlink r:id="rId21" w:history="1">
+        <w:hyperlink r:id="rId20" w:history="1">
           <w:r>
             <w:rPr>
               <w:rStyle w:val="Hyperlink"/>
@@ -3109,7 +3026,7 @@
           <w:sz w:val="24"/>
           <w:u w:val="single"/>
         </w:rPr>
-        <w:hyperlink r:id="rId21" w:history="1">
+        <w:hyperlink r:id="rId20" w:history="1">
           <w:r>
             <w:rPr>
               <w:rStyle w:val="Hyperlink"/>
@@ -3127,7 +3044,7 @@
           <w:sz w:val="24"/>
           <w:u w:val="single"/>
         </w:rPr>
-        <w:hyperlink r:id="rId21" w:history="1">
+        <w:hyperlink r:id="rId20" w:history="1">
           <w:r>
             <w:rPr>
               <w:rStyle w:val="Hyperlink"/>
@@ -3145,7 +3062,7 @@
           <w:sz w:val="24"/>
           <w:u w:val="single"/>
         </w:rPr>
-        <w:hyperlink r:id="rId21" w:history="1">
+        <w:hyperlink r:id="rId20" w:history="1">
           <w:r>
             <w:rPr>
               <w:rStyle w:val="Hyperlink"/>
@@ -3163,7 +3080,7 @@
           <w:sz w:val="24"/>
           <w:u w:val="single"/>
         </w:rPr>
-        <w:hyperlink r:id="rId21" w:history="1">
+        <w:hyperlink r:id="rId20" w:history="1">
           <w:r>
             <w:rPr>
               <w:rStyle w:val="Hyperlink"/>
@@ -3181,7 +3098,7 @@
           <w:sz w:val="24"/>
           <w:u w:val="single"/>
         </w:rPr>
-        <w:hyperlink r:id="rId21" w:history="1">
+        <w:hyperlink r:id="rId20" w:history="1">
           <w:r>
             <w:rPr>
               <w:rStyle w:val="Hyperlink"/>
@@ -3332,7 +3249,7 @@
           <w:sz w:val="24"/>
           <w:u w:val="single"/>
         </w:rPr>
-        <w:hyperlink r:id="rId22" w:history="1">
+        <w:hyperlink r:id="rId21" w:history="1">
           <w:r>
             <w:rPr>
               <w:rStyle w:val="Hyperlink"/>
@@ -3350,7 +3267,7 @@
           <w:sz w:val="24"/>
           <w:u w:val="single"/>
         </w:rPr>
-        <w:hyperlink r:id="rId22" w:history="1">
+        <w:hyperlink r:id="rId21" w:history="1">
           <w:r>
             <w:rPr>
               <w:rStyle w:val="Hyperlink"/>
@@ -3368,7 +3285,7 @@
           <w:sz w:val="24"/>
           <w:u w:val="single"/>
         </w:rPr>
-        <w:hyperlink r:id="rId22" w:history="1">
+        <w:hyperlink r:id="rId21" w:history="1">
           <w:r>
             <w:rPr>
               <w:rStyle w:val="Hyperlink"/>
@@ -3386,7 +3303,7 @@
           <w:sz w:val="24"/>
           <w:u w:val="single"/>
         </w:rPr>
-        <w:hyperlink r:id="rId22" w:history="1">
+        <w:hyperlink r:id="rId21" w:history="1">
           <w:r>
             <w:rPr>
               <w:rStyle w:val="Hyperlink"/>
@@ -3404,7 +3321,7 @@
           <w:sz w:val="24"/>
           <w:u w:val="single"/>
         </w:rPr>
-        <w:hyperlink r:id="rId22" w:history="1">
+        <w:hyperlink r:id="rId21" w:history="1">
           <w:r>
             <w:rPr>
               <w:rStyle w:val="Hyperlink"/>
@@ -3422,7 +3339,7 @@
           <w:sz w:val="24"/>
           <w:u w:val="single"/>
         </w:rPr>
-        <w:hyperlink r:id="rId22" w:history="1">
+        <w:hyperlink r:id="rId21" w:history="1">
           <w:r>
             <w:rPr>
               <w:rStyle w:val="Hyperlink"/>
@@ -3440,7 +3357,7 @@
           <w:sz w:val="24"/>
           <w:u w:val="single"/>
         </w:rPr>
-        <w:hyperlink r:id="rId22" w:history="1">
+        <w:hyperlink r:id="rId21" w:history="1">
           <w:r>
             <w:rPr>
               <w:rStyle w:val="Hyperlink"/>
@@ -3458,7 +3375,7 @@
           <w:sz w:val="24"/>
           <w:u w:val="single"/>
         </w:rPr>
-        <w:hyperlink r:id="rId22" w:history="1">
+        <w:hyperlink r:id="rId21" w:history="1">
           <w:r>
             <w:rPr>
               <w:rStyle w:val="Hyperlink"/>
@@ -3476,7 +3393,7 @@
           <w:sz w:val="24"/>
           <w:u w:val="single"/>
         </w:rPr>
-        <w:hyperlink r:id="rId22" w:history="1">
+        <w:hyperlink r:id="rId21" w:history="1">
           <w:r>
             <w:rPr>
               <w:rStyle w:val="Hyperlink"/>

--- a/EXPORTS/DOCX/published/niveau3/Dutch/HoofdcursusKampen.docx
+++ b/EXPORTS/DOCX/published/niveau3/Dutch/HoofdcursusKampen.docx
@@ -544,25 +544,7 @@
           <w:color w:val="000000"/>
           <w:sz w:val="24"/>
         </w:rPr>
-        <w:t>onderzocht (zie on</w:t>
-      </w:r>
-      <w:r>
-        <w:rPr>
-          <w:u w:val="single" w:color="0000ff"/>
-          <w:rFonts w:ascii="Charis SIL Regular" w:hAnsi="Charis SIL Regular" w:eastAsia="Charis SIL Regular"/>
-          <w:b w:val="0"/>
-          <w:i w:val="0"/>
-          <w:color w:val="000000"/>
-          <w:sz w:val="24"/>
-        </w:rPr>
-        <w:hyperlink r:id="rId9" w:history="1">
-          <w:r>
-            <w:rPr>
-              <w:rStyle w:val="Hyperlink"/>
-            </w:rPr>
-            <w:t xml:space="preserve">der </w:t>
-          </w:r>
-        </w:hyperlink>
+        <w:t xml:space="preserve">onderzocht (zie onder </w:t>
       </w:r>
       <w:r>
         <w:rPr>
@@ -573,7 +555,7 @@
           <w:sz w:val="24"/>
           <w:u w:val="single"/>
         </w:rPr>
-        <w:hyperlink r:id="rId9" w:history="1">
+        <w:hyperlink r:id="rId10" w:history="1">
           <w:r>
             <w:rPr>
               <w:rStyle w:val="Hyperlink"/>
@@ -591,12 +573,102 @@
           <w:sz w:val="24"/>
           <w:u w:val="single"/>
         </w:rPr>
+        <w:hyperlink r:id="rId10" w:history="1">
+          <w:r>
+            <w:rPr>
+              <w:rStyle w:val="Hyperlink"/>
+            </w:rPr>
+            <w:t>n</w:t>
+          </w:r>
+        </w:hyperlink>
+      </w:r>
+      <w:r>
+        <w:rPr>
+          <w:u w:val="single" w:color="0000ff"/>
+          <w:rFonts w:ascii="Charis SIL Regular" w:hAnsi="Charis SIL Regular" w:eastAsia="Charis SIL Regular"/>
+          <w:b w:val="0"/>
+          <w:i w:val="0"/>
+          <w:color w:val="000000"/>
+          <w:sz w:val="24"/>
+        </w:rPr>
         <w:hyperlink r:id="rId9" w:history="1">
           <w:r>
             <w:rPr>
               <w:rStyle w:val="Hyperlink"/>
             </w:rPr>
-            <w:t>n</w:t>
+            <w:t xml:space="preserve"> het volledi</w:t>
+          </w:r>
+        </w:hyperlink>
+      </w:r>
+      <w:r>
+        <w:rPr>
+          <w:u w:val="single" w:color="0000ff"/>
+          <w:rFonts w:ascii="Charis SIL Regular" w:hAnsi="Charis SIL Regular" w:eastAsia="Charis SIL Regular"/>
+          <w:b w:val="0"/>
+          <w:i w:val="0"/>
+          <w:color w:val="000000"/>
+          <w:sz w:val="24"/>
+        </w:rPr>
+        <w:hyperlink r:id="rId9" w:history="1">
+          <w:r>
+            <w:rPr>
+              <w:rStyle w:val="Hyperlink"/>
+            </w:rPr>
+            <w:t>g</w:t>
+          </w:r>
+        </w:hyperlink>
+      </w:r>
+      <w:r>
+        <w:rPr>
+          <w:u w:val="single" w:color="0000ff"/>
+          <w:rFonts w:ascii="Charis SIL Regular" w:hAnsi="Charis SIL Regular" w:eastAsia="Charis SIL Regular"/>
+          <w:b w:val="0"/>
+          <w:i w:val="0"/>
+          <w:color w:val="000000"/>
+          <w:sz w:val="24"/>
+        </w:rPr>
+        <w:hyperlink r:id="rId9" w:history="1">
+          <w:r>
+            <w:rPr>
+              <w:rStyle w:val="Hyperlink"/>
+            </w:rPr>
+            <w:t>e rappor</w:t>
+          </w:r>
+        </w:hyperlink>
+      </w:r>
+      <w:r>
+        <w:rPr>
+          <w:u w:val="single" w:color="0000ff"/>
+          <w:rFonts w:ascii="Charis SIL Regular" w:hAnsi="Charis SIL Regular" w:eastAsia="Charis SIL Regular"/>
+          <w:b w:val="0"/>
+          <w:i w:val="0"/>
+          <w:color w:val="000000"/>
+          <w:sz w:val="24"/>
+        </w:rPr>
+        <w:hyperlink r:id="rId9" w:history="1">
+          <w:r>
+            <w:rPr>
+              <w:rStyle w:val="Hyperlink"/>
+            </w:rPr>
+            <w:t>t</w:t>
+          </w:r>
+        </w:hyperlink>
+      </w:r>
+      <w:r>
+        <w:rPr>
+          <w:u w:val="single" w:color="0000ff"/>
+          <w:rFonts w:ascii="Charis SIL Regular" w:hAnsi="Charis SIL Regular" w:eastAsia="Charis SIL Regular"/>
+          <w:b w:val="0"/>
+          <w:i w:val="0"/>
+          <w:color w:val="000000"/>
+          <w:sz w:val="24"/>
+        </w:rPr>
+        <w:hyperlink r:id="rId9" w:history="1">
+          <w:r>
+            <w:rPr>
+              <w:rStyle w:val="Hyperlink"/>
+            </w:rPr>
+            <w:t xml:space="preserve">). </w:t>
           </w:r>
         </w:hyperlink>
       </w:r>
@@ -608,7 +680,7 @@
           <w:color w:val="000000"/>
           <w:sz w:val="24"/>
         </w:rPr>
-        <w:t xml:space="preserve"> het volledige rapport). O</w:t>
+        <w:t>O</w:t>
       </w:r>
       <w:r>
         <w:rPr>
@@ -897,7 +969,24 @@
             <w:rPr>
               <w:rStyle w:val="Hyperlink"/>
             </w:rPr>
-            <w:t>desbetreffend</w:t>
+            <w:t>desbetreffen</w:t>
+          </w:r>
+        </w:hyperlink>
+      </w:r>
+      <w:r>
+        <w:rPr>
+          <w:rFonts w:ascii="Charis SIL Regular" w:hAnsi="Charis SIL Regular" w:eastAsia="Charis SIL Regular"/>
+          <w:b w:val="0"/>
+          <w:i w:val="0"/>
+          <w:color w:val="0000FF"/>
+          <w:sz w:val="24"/>
+        </w:rPr>
+        <w:hyperlink r:id="rId11" w:history="1">
+          <w:r>
+            <w:rPr>
+              <w:rStyle w:val="Hyperlink"/>
+            </w:rPr>
+            <w:t>d</w:t>
           </w:r>
         </w:hyperlink>
       </w:r>
@@ -919,6 +1008,7 @@
           <w:i w:val="0"/>
           <w:color w:val="0000FF"/>
           <w:sz w:val="24"/>
+          <w:u w:val="single"/>
         </w:rPr>
         <w:t xml:space="preserve"> </w:t>
       </w:r>
@@ -2050,7 +2140,7 @@
           <w:sz w:val="24"/>
           <w:u w:val="single"/>
         </w:rPr>
-        <w:hyperlink r:id="rId16" w:history="1">
+        <w:hyperlink r:id="rId15" w:history="1">
           <w:r>
             <w:rPr>
               <w:rStyle w:val="Hyperlink"/>
@@ -2103,7 +2193,7 @@
           <w:sz w:val="24"/>
           <w:u w:val="single"/>
         </w:rPr>
-        <w:hyperlink r:id="rId15" w:history="1">
+        <w:hyperlink r:id="rId17" w:history="1">
           <w:r>
             <w:rPr>
               <w:rStyle w:val="Hyperlink"/>
@@ -2132,7 +2222,7 @@
           <w:sz w:val="24"/>
           <w:u w:val="single"/>
         </w:rPr>
-        <w:hyperlink r:id="rId15" w:history="1">
+        <w:hyperlink r:id="rId17" w:history="1">
           <w:r>
             <w:rPr>
               <w:rStyle w:val="Hyperlink"/>
@@ -2150,7 +2240,7 @@
           <w:sz w:val="24"/>
           <w:u w:val="single"/>
         </w:rPr>
-        <w:hyperlink r:id="rId15" w:history="1">
+        <w:hyperlink r:id="rId17" w:history="1">
           <w:r>
             <w:rPr>
               <w:rStyle w:val="Hyperlink"/>
@@ -2248,7 +2338,7 @@
           <w:sz w:val="24"/>
           <w:u w:val="single"/>
         </w:rPr>
-        <w:hyperlink r:id="rId17" w:history="1">
+        <w:hyperlink r:id="rId18" w:history="1">
           <w:r>
             <w:rPr>
               <w:rStyle w:val="Hyperlink"/>
@@ -2266,7 +2356,7 @@
           <w:sz w:val="24"/>
           <w:u w:val="single"/>
         </w:rPr>
-        <w:hyperlink r:id="rId17" w:history="1">
+        <w:hyperlink r:id="rId18" w:history="1">
           <w:r>
             <w:rPr>
               <w:rStyle w:val="Hyperlink"/>
@@ -2284,7 +2374,7 @@
           <w:sz w:val="24"/>
           <w:u w:val="single"/>
         </w:rPr>
-        <w:hyperlink r:id="rId17" w:history="1">
+        <w:hyperlink r:id="rId18" w:history="1">
           <w:r>
             <w:rPr>
               <w:rStyle w:val="Hyperlink"/>
@@ -2302,7 +2392,7 @@
           <w:sz w:val="24"/>
           <w:u w:val="single"/>
         </w:rPr>
-        <w:hyperlink r:id="rId17" w:history="1">
+        <w:hyperlink r:id="rId18" w:history="1">
           <w:r>
             <w:rPr>
               <w:rStyle w:val="Hyperlink"/>
@@ -2330,7 +2420,7 @@
           <w:sz w:val="24"/>
           <w:u w:val="single"/>
         </w:rPr>
-        <w:hyperlink r:id="rId18" w:history="1">
+        <w:hyperlink r:id="rId19" w:history="1">
           <w:r>
             <w:rPr>
               <w:rStyle w:val="Hyperlink"/>
@@ -2523,7 +2613,7 @@
           <w:sz w:val="24"/>
           <w:u w:val="single"/>
         </w:rPr>
-        <w:hyperlink r:id="rId19" w:history="1">
+        <w:hyperlink r:id="rId20" w:history="1">
           <w:r>
             <w:rPr>
               <w:rStyle w:val="Hyperlink"/>
@@ -2541,7 +2631,7 @@
           <w:sz w:val="24"/>
           <w:u w:val="single"/>
         </w:rPr>
-        <w:hyperlink r:id="rId19" w:history="1">
+        <w:hyperlink r:id="rId20" w:history="1">
           <w:r>
             <w:rPr>
               <w:rStyle w:val="Hyperlink"/>
@@ -2559,7 +2649,7 @@
           <w:sz w:val="24"/>
           <w:u w:val="single"/>
         </w:rPr>
-        <w:hyperlink r:id="rId19" w:history="1">
+        <w:hyperlink r:id="rId20" w:history="1">
           <w:r>
             <w:rPr>
               <w:rStyle w:val="Hyperlink"/>
@@ -2577,7 +2667,7 @@
           <w:sz w:val="24"/>
           <w:u w:val="single"/>
         </w:rPr>
-        <w:hyperlink r:id="rId19" w:history="1">
+        <w:hyperlink r:id="rId20" w:history="1">
           <w:r>
             <w:rPr>
               <w:rStyle w:val="Hyperlink"/>
@@ -2595,7 +2685,7 @@
           <w:sz w:val="24"/>
           <w:u w:val="single"/>
         </w:rPr>
-        <w:hyperlink r:id="rId19" w:history="1">
+        <w:hyperlink r:id="rId20" w:history="1">
           <w:r>
             <w:rPr>
               <w:rStyle w:val="Hyperlink"/>
@@ -2613,7 +2703,7 @@
           <w:sz w:val="24"/>
           <w:u w:val="single"/>
         </w:rPr>
-        <w:hyperlink r:id="rId19" w:history="1">
+        <w:hyperlink r:id="rId20" w:history="1">
           <w:r>
             <w:rPr>
               <w:rStyle w:val="Hyperlink"/>
@@ -2631,7 +2721,7 @@
           <w:sz w:val="24"/>
           <w:u w:val="single"/>
         </w:rPr>
-        <w:hyperlink r:id="rId19" w:history="1">
+        <w:hyperlink r:id="rId20" w:history="1">
           <w:r>
             <w:rPr>
               <w:rStyle w:val="Hyperlink"/>
@@ -2649,7 +2739,7 @@
           <w:sz w:val="24"/>
           <w:u w:val="single"/>
         </w:rPr>
-        <w:hyperlink r:id="rId19" w:history="1">
+        <w:hyperlink r:id="rId20" w:history="1">
           <w:r>
             <w:rPr>
               <w:rStyle w:val="Hyperlink"/>
@@ -2667,7 +2757,7 @@
           <w:sz w:val="24"/>
           <w:u w:val="single"/>
         </w:rPr>
-        <w:hyperlink r:id="rId19" w:history="1">
+        <w:hyperlink r:id="rId20" w:history="1">
           <w:r>
             <w:rPr>
               <w:rStyle w:val="Hyperlink"/>
@@ -2685,7 +2775,7 @@
           <w:sz w:val="24"/>
           <w:u w:val="single"/>
         </w:rPr>
-        <w:hyperlink r:id="rId19" w:history="1">
+        <w:hyperlink r:id="rId20" w:history="1">
           <w:r>
             <w:rPr>
               <w:rStyle w:val="Hyperlink"/>
@@ -2703,7 +2793,7 @@
           <w:sz w:val="24"/>
           <w:u w:val="single"/>
         </w:rPr>
-        <w:hyperlink r:id="rId19" w:history="1">
+        <w:hyperlink r:id="rId20" w:history="1">
           <w:r>
             <w:rPr>
               <w:rStyle w:val="Hyperlink"/>
@@ -2721,7 +2811,7 @@
           <w:sz w:val="24"/>
           <w:u w:val="single"/>
         </w:rPr>
-        <w:hyperlink r:id="rId19" w:history="1">
+        <w:hyperlink r:id="rId20" w:history="1">
           <w:r>
             <w:rPr>
               <w:rStyle w:val="Hyperlink"/>
@@ -2739,7 +2829,7 @@
           <w:sz w:val="24"/>
           <w:u w:val="single"/>
         </w:rPr>
-        <w:hyperlink r:id="rId19" w:history="1">
+        <w:hyperlink r:id="rId20" w:history="1">
           <w:r>
             <w:rPr>
               <w:rStyle w:val="Hyperlink"/>
@@ -2757,7 +2847,7 @@
           <w:sz w:val="24"/>
           <w:u w:val="single"/>
         </w:rPr>
-        <w:hyperlink r:id="rId19" w:history="1">
+        <w:hyperlink r:id="rId20" w:history="1">
           <w:r>
             <w:rPr>
               <w:rStyle w:val="Hyperlink"/>
@@ -2775,7 +2865,7 @@
           <w:sz w:val="24"/>
           <w:u w:val="single"/>
         </w:rPr>
-        <w:hyperlink r:id="rId19" w:history="1">
+        <w:hyperlink r:id="rId20" w:history="1">
           <w:r>
             <w:rPr>
               <w:rStyle w:val="Hyperlink"/>
@@ -2933,7 +3023,7 @@
           <w:sz w:val="24"/>
           <w:u w:val="single"/>
         </w:rPr>
-        <w:hyperlink r:id="rId20" w:history="1">
+        <w:hyperlink r:id="rId21" w:history="1">
           <w:r>
             <w:rPr>
               <w:rStyle w:val="Hyperlink"/>
@@ -2951,7 +3041,7 @@
           <w:sz w:val="24"/>
           <w:u w:val="single"/>
         </w:rPr>
-        <w:hyperlink r:id="rId20" w:history="1">
+        <w:hyperlink r:id="rId21" w:history="1">
           <w:r>
             <w:rPr>
               <w:rStyle w:val="Hyperlink"/>
@@ -2969,7 +3059,7 @@
           <w:sz w:val="24"/>
           <w:u w:val="single"/>
         </w:rPr>
-        <w:hyperlink r:id="rId20" w:history="1">
+        <w:hyperlink r:id="rId21" w:history="1">
           <w:r>
             <w:rPr>
               <w:rStyle w:val="Hyperlink"/>
@@ -2987,7 +3077,7 @@
           <w:sz w:val="24"/>
           <w:u w:val="single"/>
         </w:rPr>
-        <w:hyperlink r:id="rId20" w:history="1">
+        <w:hyperlink r:id="rId21" w:history="1">
           <w:r>
             <w:rPr>
               <w:rStyle w:val="Hyperlink"/>
@@ -3005,7 +3095,7 @@
           <w:sz w:val="24"/>
           <w:u w:val="single"/>
         </w:rPr>
-        <w:hyperlink r:id="rId20" w:history="1">
+        <w:hyperlink r:id="rId21" w:history="1">
           <w:r>
             <w:rPr>
               <w:rStyle w:val="Hyperlink"/>
@@ -3026,7 +3116,7 @@
           <w:sz w:val="24"/>
           <w:u w:val="single"/>
         </w:rPr>
-        <w:hyperlink r:id="rId20" w:history="1">
+        <w:hyperlink r:id="rId21" w:history="1">
           <w:r>
             <w:rPr>
               <w:rStyle w:val="Hyperlink"/>
@@ -3044,7 +3134,7 @@
           <w:sz w:val="24"/>
           <w:u w:val="single"/>
         </w:rPr>
-        <w:hyperlink r:id="rId20" w:history="1">
+        <w:hyperlink r:id="rId21" w:history="1">
           <w:r>
             <w:rPr>
               <w:rStyle w:val="Hyperlink"/>
@@ -3062,7 +3152,7 @@
           <w:sz w:val="24"/>
           <w:u w:val="single"/>
         </w:rPr>
-        <w:hyperlink r:id="rId20" w:history="1">
+        <w:hyperlink r:id="rId21" w:history="1">
           <w:r>
             <w:rPr>
               <w:rStyle w:val="Hyperlink"/>
@@ -3080,7 +3170,7 @@
           <w:sz w:val="24"/>
           <w:u w:val="single"/>
         </w:rPr>
-        <w:hyperlink r:id="rId20" w:history="1">
+        <w:hyperlink r:id="rId21" w:history="1">
           <w:r>
             <w:rPr>
               <w:rStyle w:val="Hyperlink"/>
@@ -3098,7 +3188,7 @@
           <w:sz w:val="24"/>
           <w:u w:val="single"/>
         </w:rPr>
-        <w:hyperlink r:id="rId20" w:history="1">
+        <w:hyperlink r:id="rId21" w:history="1">
           <w:r>
             <w:rPr>
               <w:rStyle w:val="Hyperlink"/>
@@ -3249,7 +3339,7 @@
           <w:sz w:val="24"/>
           <w:u w:val="single"/>
         </w:rPr>
-        <w:hyperlink r:id="rId21" w:history="1">
+        <w:hyperlink r:id="rId22" w:history="1">
           <w:r>
             <w:rPr>
               <w:rStyle w:val="Hyperlink"/>
@@ -3267,7 +3357,7 @@
           <w:sz w:val="24"/>
           <w:u w:val="single"/>
         </w:rPr>
-        <w:hyperlink r:id="rId21" w:history="1">
+        <w:hyperlink r:id="rId22" w:history="1">
           <w:r>
             <w:rPr>
               <w:rStyle w:val="Hyperlink"/>
@@ -3285,7 +3375,7 @@
           <w:sz w:val="24"/>
           <w:u w:val="single"/>
         </w:rPr>
-        <w:hyperlink r:id="rId21" w:history="1">
+        <w:hyperlink r:id="rId22" w:history="1">
           <w:r>
             <w:rPr>
               <w:rStyle w:val="Hyperlink"/>
@@ -3303,7 +3393,7 @@
           <w:sz w:val="24"/>
           <w:u w:val="single"/>
         </w:rPr>
-        <w:hyperlink r:id="rId21" w:history="1">
+        <w:hyperlink r:id="rId22" w:history="1">
           <w:r>
             <w:rPr>
               <w:rStyle w:val="Hyperlink"/>
@@ -3321,7 +3411,7 @@
           <w:sz w:val="24"/>
           <w:u w:val="single"/>
         </w:rPr>
-        <w:hyperlink r:id="rId21" w:history="1">
+        <w:hyperlink r:id="rId22" w:history="1">
           <w:r>
             <w:rPr>
               <w:rStyle w:val="Hyperlink"/>
@@ -3339,7 +3429,7 @@
           <w:sz w:val="24"/>
           <w:u w:val="single"/>
         </w:rPr>
-        <w:hyperlink r:id="rId21" w:history="1">
+        <w:hyperlink r:id="rId22" w:history="1">
           <w:r>
             <w:rPr>
               <w:rStyle w:val="Hyperlink"/>
@@ -3357,7 +3447,7 @@
           <w:sz w:val="24"/>
           <w:u w:val="single"/>
         </w:rPr>
-        <w:hyperlink r:id="rId21" w:history="1">
+        <w:hyperlink r:id="rId22" w:history="1">
           <w:r>
             <w:rPr>
               <w:rStyle w:val="Hyperlink"/>
@@ -3375,7 +3465,7 @@
           <w:sz w:val="24"/>
           <w:u w:val="single"/>
         </w:rPr>
-        <w:hyperlink r:id="rId21" w:history="1">
+        <w:hyperlink r:id="rId22" w:history="1">
           <w:r>
             <w:rPr>
               <w:rStyle w:val="Hyperlink"/>
@@ -3393,7 +3483,7 @@
           <w:sz w:val="24"/>
           <w:u w:val="single"/>
         </w:rPr>
-        <w:hyperlink r:id="rId21" w:history="1">
+        <w:hyperlink r:id="rId22" w:history="1">
           <w:r>
             <w:rPr>
               <w:rStyle w:val="Hyperlink"/>

--- a/EXPORTS/DOCX/published/niveau3/Dutch/HoofdcursusKampen.docx
+++ b/EXPORTS/DOCX/published/niveau3/Dutch/HoofdcursusKampen.docx
@@ -544,7 +544,25 @@
           <w:color w:val="000000"/>
           <w:sz w:val="24"/>
         </w:rPr>
-        <w:t xml:space="preserve">onderzocht (zie onder </w:t>
+        <w:t>onderzocht (zie on</w:t>
+      </w:r>
+      <w:r>
+        <w:rPr>
+          <w:u w:val="single" w:color="0000ff"/>
+          <w:rFonts w:ascii="Charis SIL Regular" w:hAnsi="Charis SIL Regular" w:eastAsia="Charis SIL Regular"/>
+          <w:b w:val="0"/>
+          <w:i w:val="0"/>
+          <w:color w:val="000000"/>
+          <w:sz w:val="24"/>
+        </w:rPr>
+        <w:hyperlink r:id="rId9" w:history="1">
+          <w:r>
+            <w:rPr>
+              <w:rStyle w:val="Hyperlink"/>
+            </w:rPr>
+            <w:t xml:space="preserve">der </w:t>
+          </w:r>
+        </w:hyperlink>
       </w:r>
       <w:r>
         <w:rPr>
@@ -555,7 +573,7 @@
           <w:sz w:val="24"/>
           <w:u w:val="single"/>
         </w:rPr>
-        <w:hyperlink r:id="rId10" w:history="1">
+        <w:hyperlink r:id="rId9" w:history="1">
           <w:r>
             <w:rPr>
               <w:rStyle w:val="Hyperlink"/>
@@ -573,7 +591,7 @@
           <w:sz w:val="24"/>
           <w:u w:val="single"/>
         </w:rPr>
-        <w:hyperlink r:id="rId10" w:history="1">
+        <w:hyperlink r:id="rId9" w:history="1">
           <w:r>
             <w:rPr>
               <w:rStyle w:val="Hyperlink"/>
@@ -674,6 +692,7 @@
       </w:r>
       <w:r>
         <w:rPr>
+          <w:u w:val="single" w:color="0000ff"/>
           <w:rFonts w:ascii="Charis SIL Regular" w:hAnsi="Charis SIL Regular" w:eastAsia="Charis SIL Regular"/>
           <w:b w:val="0"/>
           <w:i w:val="0"/>
@@ -969,24 +988,7 @@
             <w:rPr>
               <w:rStyle w:val="Hyperlink"/>
             </w:rPr>
-            <w:t>desbetreffen</w:t>
-          </w:r>
-        </w:hyperlink>
-      </w:r>
-      <w:r>
-        <w:rPr>
-          <w:rFonts w:ascii="Charis SIL Regular" w:hAnsi="Charis SIL Regular" w:eastAsia="Charis SIL Regular"/>
-          <w:b w:val="0"/>
-          <w:i w:val="0"/>
-          <w:color w:val="0000FF"/>
-          <w:sz w:val="24"/>
-        </w:rPr>
-        <w:hyperlink r:id="rId11" w:history="1">
-          <w:r>
-            <w:rPr>
-              <w:rStyle w:val="Hyperlink"/>
-            </w:rPr>
-            <w:t>d</w:t>
+            <w:t>desbetreffend</w:t>
           </w:r>
         </w:hyperlink>
       </w:r>
@@ -1026,9 +1028,19 @@
             <w:rPr>
               <w:rStyle w:val="Hyperlink"/>
             </w:rPr>
-            <w:t>zoekhulp</w:t>
+            <w:t>zoekhul</w:t>
           </w:r>
         </w:hyperlink>
+      </w:r>
+      <w:r>
+        <w:rPr>
+          <w:rFonts w:ascii="Charis SIL Regular" w:hAnsi="Charis SIL Regular" w:eastAsia="Charis SIL Regular"/>
+          <w:b w:val="0"/>
+          <w:i w:val="0"/>
+          <w:color w:val="0000FF"/>
+          <w:sz w:val="24"/>
+        </w:rPr>
+        <w:t>p</w:t>
       </w:r>
       <w:r>
         <w:rPr>
@@ -1221,25 +1233,7 @@
           <w:color w:val="000000"/>
           <w:sz w:val="24"/>
         </w:rPr>
-        <w:t>Wereldmuseum Leiden is het arch</w:t>
-      </w:r>
-      <w:r>
-        <w:rPr>
-          <w:u w:val="single" w:color="0000ff"/>
-          <w:rFonts w:ascii="Charis SIL Regular" w:hAnsi="Charis SIL Regular" w:eastAsia="Charis SIL Regular"/>
-          <w:b w:val="0"/>
-          <w:i w:val="0"/>
-          <w:color w:val="000000"/>
-          <w:sz w:val="24"/>
-        </w:rPr>
-        <w:hyperlink r:id="rId12" w:history="1">
-          <w:r>
-            <w:rPr>
-              <w:rStyle w:val="Hyperlink"/>
-            </w:rPr>
-            <w:t>ief van Volkenk</w:t>
-          </w:r>
-        </w:hyperlink>
+        <w:t>Wereldmuseum Leiden is het archief van Volkenk</w:t>
       </w:r>
       <w:r>
         <w:rPr>
@@ -2140,7 +2134,7 @@
           <w:sz w:val="24"/>
           <w:u w:val="single"/>
         </w:rPr>
-        <w:hyperlink r:id="rId15" w:history="1">
+        <w:hyperlink r:id="rId16" w:history="1">
           <w:r>
             <w:rPr>
               <w:rStyle w:val="Hyperlink"/>
@@ -2158,7 +2152,7 @@
           <w:sz w:val="24"/>
           <w:u w:val="single"/>
         </w:rPr>
-        <w:hyperlink r:id="rId15" w:history="1">
+        <w:hyperlink r:id="rId16" w:history="1">
           <w:r>
             <w:rPr>
               <w:rStyle w:val="Hyperlink"/>
@@ -2175,14 +2169,7 @@
           <w:color w:val="000000"/>
           <w:sz w:val="24"/>
         </w:rPr>
-        <w:hyperlink r:id="rId15" w:history="1">
-          <w:r>
-            <w:rPr>
-              <w:rStyle w:val="Hyperlink"/>
-            </w:rPr>
-            <w:t xml:space="preserve">, </w:t>
-          </w:r>
-        </w:hyperlink>
+        <w:t xml:space="preserve">, </w:t>
       </w:r>
       <w:r>
         <w:rPr>
@@ -2240,7 +2227,7 @@
           <w:sz w:val="24"/>
           <w:u w:val="single"/>
         </w:rPr>
-        <w:hyperlink r:id="rId17" w:history="1">
+        <w:hyperlink r:id="rId15" w:history="1">
           <w:r>
             <w:rPr>
               <w:rStyle w:val="Hyperlink"/>
@@ -2438,7 +2425,7 @@
           <w:sz w:val="24"/>
           <w:u w:val="single"/>
         </w:rPr>
-        <w:hyperlink r:id="rId18" w:history="1">
+        <w:hyperlink r:id="rId19" w:history="1">
           <w:r>
             <w:rPr>
               <w:rStyle w:val="Hyperlink"/>
@@ -2456,7 +2443,7 @@
           <w:sz w:val="24"/>
           <w:u w:val="single"/>
         </w:rPr>
-        <w:hyperlink r:id="rId18" w:history="1">
+        <w:hyperlink r:id="rId19" w:history="1">
           <w:r>
             <w:rPr>
               <w:rStyle w:val="Hyperlink"/>
